--- a/handouts/Q_A_Resources.docx
+++ b/handouts/Q_A_Resources.docx
@@ -2960,9 +2960,9 @@
 <file path=word/numbering.xml><?xml version="1.0" encoding="utf-8"?>
 <w:numbering xmlns:wpc="http://schemas.microsoft.com/office/word/2010/wordprocessingCanvas" xmlns:cx="http://schemas.microsoft.com/office/drawing/2014/chartex" xmlns:cx1="http://schemas.microsoft.com/office/drawing/2015/9/8/chartex" xmlns:cx2="http://schemas.microsoft.com/office/drawing/2015/10/21/chartex" xmlns:cx3="http://schemas.microsoft.com/office/drawing/2016/5/9/chartex" xmlns:cx4="http://schemas.microsoft.com/office/drawing/2016/5/10/chartex" xmlns:cx5="http://schemas.microsoft.com/office/drawing/2016/5/11/chartex" xmlns:cx6="http://schemas.microsoft.com/office/drawing/2016/5/12/chartex" xmlns:cx7="http://schemas.microsoft.com/office/drawing/2016/5/13/chartex" xmlns:cx8="http://schemas.microsoft.com/office/drawing/2016/5/14/chartex" xmlns:mc="http://schemas.openxmlformats.org/markup-compatibility/2006" xmlns:aink="http://schemas.microsoft.com/office/drawing/2016/ink" xmlns:am3d="http://schemas.microsoft.com/office/drawing/2017/model3d" xmlns:o="urn:schemas-microsoft-com:office:office" xmlns:oel="http://schemas.microsoft.com/office/2019/extlst" xmlns:r="http://schemas.openxmlformats.org/officeDocument/2006/relationships" xmlns:m="http://schemas.openxmlformats.org/officeDocument/2006/math" xmlns:v="urn:schemas-microsoft-com:vml" xmlns:wp14="http://schemas.microsoft.com/office/word/2010/wordprocessingDrawing" xmlns:wp="http://schemas.openxmlformats.org/drawingml/2006/wordprocessingDrawing" xmlns:w10="urn:schemas-microsoft-com:office:word" xmlns:w="http://schemas.openxmlformats.org/wordprocessingml/2006/main" xmlns:w14="http://schemas.microsoft.com/office/word/2010/wordml" xmlns:w15="http://schemas.microsoft.com/office/word/2012/wordml" xmlns:w16cex="http://schemas.microsoft.com/office/word/2018/wordml/cex" xmlns:w16cid="http://schemas.microsoft.com/office/word/2016/wordml/cid" xmlns:w16="http://schemas.microsoft.com/office/word/2018/wordml" xmlns:w16du="http://schemas.microsoft.com/office/word/2023/wordml/word16du" xmlns:w16sdtdh="http://schemas.microsoft.com/office/word/2020/wordml/sdtdatahash" xmlns:w16sdtfl="http://schemas.microsoft.com/office/word/2024/wordml/sdtformatlock" xmlns:w16se="http://schemas.microsoft.com/office/word/2015/wordml/symex" xmlns:wpg="http://schemas.microsoft.com/office/word/2010/wordprocessingGroup" xmlns:wpi="http://schemas.microsoft.com/office/word/2010/wordprocessingInk" xmlns:wne="http://schemas.microsoft.com/office/word/2006/wordml" xmlns:wps="http://schemas.microsoft.com/office/word/2010/wordprocessingShape" mc:Ignorable="w14 w15 w16se w16cid w16 w16cex w16sdtdh w16sdtfl w16du wp14">
   <w:abstractNum w:abstractNumId="0" w15:restartNumberingAfterBreak="0">
-    <w:nsid w:val="03090E00"/>
+    <w:nsid w:val="30601DAC"/>
     <w:multiLevelType w:val="multilevel"/>
-    <w:tmpl w:val="7B1C4890"/>
+    <w:tmpl w:val="0F9AF328"/>
     <w:lvl w:ilvl="0">
       <w:start w:val="1"/>
       <w:numFmt w:val="bullet"/>
@@ -3109,9 +3109,9 @@
     </w:lvl>
   </w:abstractNum>
   <w:abstractNum w:abstractNumId="1" w15:restartNumberingAfterBreak="0">
-    <w:nsid w:val="49E634BA"/>
+    <w:nsid w:val="31083D52"/>
     <w:multiLevelType w:val="multilevel"/>
-    <w:tmpl w:val="243A2B34"/>
+    <w:tmpl w:val="41A8474E"/>
     <w:lvl w:ilvl="0">
       <w:start w:val="1"/>
       <w:numFmt w:val="bullet"/>
@@ -3258,9 +3258,9 @@
     </w:lvl>
   </w:abstractNum>
   <w:abstractNum w:abstractNumId="2" w15:restartNumberingAfterBreak="0">
-    <w:nsid w:val="4DCA79D2"/>
+    <w:nsid w:val="365A5481"/>
     <w:multiLevelType w:val="multilevel"/>
-    <w:tmpl w:val="6108C8C4"/>
+    <w:tmpl w:val="62DAC6B8"/>
     <w:lvl w:ilvl="0">
       <w:start w:val="1"/>
       <w:numFmt w:val="bullet"/>
@@ -3407,9 +3407,9 @@
     </w:lvl>
   </w:abstractNum>
   <w:abstractNum w:abstractNumId="3" w15:restartNumberingAfterBreak="0">
-    <w:nsid w:val="68D92235"/>
+    <w:nsid w:val="66870497"/>
     <w:multiLevelType w:val="multilevel"/>
-    <w:tmpl w:val="1A42BE52"/>
+    <w:tmpl w:val="9418D674"/>
     <w:lvl w:ilvl="0">
       <w:start w:val="1"/>
       <w:numFmt w:val="bullet"/>
@@ -3556,9 +3556,9 @@
     </w:lvl>
   </w:abstractNum>
   <w:abstractNum w:abstractNumId="4" w15:restartNumberingAfterBreak="0">
-    <w:nsid w:val="73C33EAC"/>
+    <w:nsid w:val="6FA604D2"/>
     <w:multiLevelType w:val="multilevel"/>
-    <w:tmpl w:val="2DD8263E"/>
+    <w:tmpl w:val="5770BA4A"/>
     <w:lvl w:ilvl="0">
       <w:start w:val="1"/>
       <w:numFmt w:val="bullet"/>
@@ -3705,9 +3705,9 @@
     </w:lvl>
   </w:abstractNum>
   <w:abstractNum w:abstractNumId="5" w15:restartNumberingAfterBreak="0">
-    <w:nsid w:val="73F83FE6"/>
+    <w:nsid w:val="7CF7573E"/>
     <w:multiLevelType w:val="multilevel"/>
-    <w:tmpl w:val="40602492"/>
+    <w:tmpl w:val="7758E812"/>
     <w:lvl w:ilvl="0">
       <w:start w:val="1"/>
       <w:numFmt w:val="bullet"/>
@@ -3853,22 +3853,22 @@
       </w:rPr>
     </w:lvl>
   </w:abstractNum>
-  <w:num w:numId="1" w16cid:durableId="1478570796">
+  <w:num w:numId="1" w16cid:durableId="1168982825">
+    <w:abstractNumId w:val="5"/>
+  </w:num>
+  <w:num w:numId="2" w16cid:durableId="1696619088">
     <w:abstractNumId w:val="1"/>
   </w:num>
-  <w:num w:numId="2" w16cid:durableId="1138038390">
+  <w:num w:numId="3" w16cid:durableId="487133786">
+    <w:abstractNumId w:val="4"/>
+  </w:num>
+  <w:num w:numId="4" w16cid:durableId="299654648">
     <w:abstractNumId w:val="2"/>
   </w:num>
-  <w:num w:numId="3" w16cid:durableId="579020528">
-    <w:abstractNumId w:val="5"/>
-  </w:num>
-  <w:num w:numId="4" w16cid:durableId="164634916">
+  <w:num w:numId="5" w16cid:durableId="1753775098">
     <w:abstractNumId w:val="0"/>
   </w:num>
-  <w:num w:numId="5" w16cid:durableId="1167134039">
-    <w:abstractNumId w:val="4"/>
-  </w:num>
-  <w:num w:numId="6" w16cid:durableId="2130316799">
+  <w:num w:numId="6" w16cid:durableId="1595894990">
     <w:abstractNumId w:val="3"/>
   </w:num>
 </w:numbering>

--- a/handouts/Q_A_Resources.docx
+++ b/handouts/Q_A_Resources.docx
@@ -397,7 +397,7 @@
           <w:szCs w:val="21"/>
           <w:lang w:val="en"/>
         </w:rPr>
-        <w:t>The Realm Comparison handout covers all thirteen axes.</w:t>
+        <w:t>The Platform Comparison handout covers all thirteen axes.</w:t>
       </w:r>
     </w:p>
     <w:p>
@@ -916,7 +916,7 @@
           <w:szCs w:val="21"/>
           <w:lang w:val="en"/>
         </w:rPr>
-        <w:t xml:space="preserve"> Share customisation scripts between realms and do not bake identity into an image. For pooled pools, this session's practice is to replace hosts from a new image version instead of patching in place; that is the session's practice, not a Microsoft requirement.</w:t>
+        <w:t xml:space="preserve"> Share customisation scripts between platforms and do not bake identity into an image. For pooled pools, this session's practice is to replace hosts from a new image version instead of patching in place; that is the session's practice, not a Microsoft requirement.</w:t>
       </w:r>
     </w:p>
     <w:p>
@@ -2771,7 +2771,7 @@
             <w:szCs w:val="21"/>
             <w:lang w:val="en"/>
           </w:rPr>
-          <w:t>Realm comparison</w:t>
+          <w:t>Platform comparison</w:t>
         </w:r>
       </w:hyperlink>
     </w:p>
@@ -2960,9 +2960,9 @@
 <file path=word/numbering.xml><?xml version="1.0" encoding="utf-8"?>
 <w:numbering xmlns:wpc="http://schemas.microsoft.com/office/word/2010/wordprocessingCanvas" xmlns:cx="http://schemas.microsoft.com/office/drawing/2014/chartex" xmlns:cx1="http://schemas.microsoft.com/office/drawing/2015/9/8/chartex" xmlns:cx2="http://schemas.microsoft.com/office/drawing/2015/10/21/chartex" xmlns:cx3="http://schemas.microsoft.com/office/drawing/2016/5/9/chartex" xmlns:cx4="http://schemas.microsoft.com/office/drawing/2016/5/10/chartex" xmlns:cx5="http://schemas.microsoft.com/office/drawing/2016/5/11/chartex" xmlns:cx6="http://schemas.microsoft.com/office/drawing/2016/5/12/chartex" xmlns:cx7="http://schemas.microsoft.com/office/drawing/2016/5/13/chartex" xmlns:cx8="http://schemas.microsoft.com/office/drawing/2016/5/14/chartex" xmlns:mc="http://schemas.openxmlformats.org/markup-compatibility/2006" xmlns:aink="http://schemas.microsoft.com/office/drawing/2016/ink" xmlns:am3d="http://schemas.microsoft.com/office/drawing/2017/model3d" xmlns:o="urn:schemas-microsoft-com:office:office" xmlns:oel="http://schemas.microsoft.com/office/2019/extlst" xmlns:r="http://schemas.openxmlformats.org/officeDocument/2006/relationships" xmlns:m="http://schemas.openxmlformats.org/officeDocument/2006/math" xmlns:v="urn:schemas-microsoft-com:vml" xmlns:wp14="http://schemas.microsoft.com/office/word/2010/wordprocessingDrawing" xmlns:wp="http://schemas.openxmlformats.org/drawingml/2006/wordprocessingDrawing" xmlns:w10="urn:schemas-microsoft-com:office:word" xmlns:w="http://schemas.openxmlformats.org/wordprocessingml/2006/main" xmlns:w14="http://schemas.microsoft.com/office/word/2010/wordml" xmlns:w15="http://schemas.microsoft.com/office/word/2012/wordml" xmlns:w16cex="http://schemas.microsoft.com/office/word/2018/wordml/cex" xmlns:w16cid="http://schemas.microsoft.com/office/word/2016/wordml/cid" xmlns:w16="http://schemas.microsoft.com/office/word/2018/wordml" xmlns:w16du="http://schemas.microsoft.com/office/word/2023/wordml/word16du" xmlns:w16sdtdh="http://schemas.microsoft.com/office/word/2020/wordml/sdtdatahash" xmlns:w16sdtfl="http://schemas.microsoft.com/office/word/2024/wordml/sdtformatlock" xmlns:w16se="http://schemas.microsoft.com/office/word/2015/wordml/symex" xmlns:wpg="http://schemas.microsoft.com/office/word/2010/wordprocessingGroup" xmlns:wpi="http://schemas.microsoft.com/office/word/2010/wordprocessingInk" xmlns:wne="http://schemas.microsoft.com/office/word/2006/wordml" xmlns:wps="http://schemas.microsoft.com/office/word/2010/wordprocessingShape" mc:Ignorable="w14 w15 w16se w16cid w16 w16cex w16sdtdh w16sdtfl w16du wp14">
   <w:abstractNum w:abstractNumId="0" w15:restartNumberingAfterBreak="0">
-    <w:nsid w:val="30601DAC"/>
+    <w:nsid w:val="15A91DCA"/>
     <w:multiLevelType w:val="multilevel"/>
-    <w:tmpl w:val="0F9AF328"/>
+    <w:tmpl w:val="1FDA397C"/>
     <w:lvl w:ilvl="0">
       <w:start w:val="1"/>
       <w:numFmt w:val="bullet"/>
@@ -3109,9 +3109,9 @@
     </w:lvl>
   </w:abstractNum>
   <w:abstractNum w:abstractNumId="1" w15:restartNumberingAfterBreak="0">
-    <w:nsid w:val="31083D52"/>
+    <w:nsid w:val="2AB51511"/>
     <w:multiLevelType w:val="multilevel"/>
-    <w:tmpl w:val="41A8474E"/>
+    <w:tmpl w:val="9D9AAC0A"/>
     <w:lvl w:ilvl="0">
       <w:start w:val="1"/>
       <w:numFmt w:val="bullet"/>
@@ -3258,9 +3258,9 @@
     </w:lvl>
   </w:abstractNum>
   <w:abstractNum w:abstractNumId="2" w15:restartNumberingAfterBreak="0">
-    <w:nsid w:val="365A5481"/>
+    <w:nsid w:val="4D9B6844"/>
     <w:multiLevelType w:val="multilevel"/>
-    <w:tmpl w:val="62DAC6B8"/>
+    <w:tmpl w:val="6AE09028"/>
     <w:lvl w:ilvl="0">
       <w:start w:val="1"/>
       <w:numFmt w:val="bullet"/>
@@ -3407,9 +3407,9 @@
     </w:lvl>
   </w:abstractNum>
   <w:abstractNum w:abstractNumId="3" w15:restartNumberingAfterBreak="0">
-    <w:nsid w:val="66870497"/>
+    <w:nsid w:val="61CA57DD"/>
     <w:multiLevelType w:val="multilevel"/>
-    <w:tmpl w:val="9418D674"/>
+    <w:tmpl w:val="071E4D72"/>
     <w:lvl w:ilvl="0">
       <w:start w:val="1"/>
       <w:numFmt w:val="bullet"/>
@@ -3556,9 +3556,9 @@
     </w:lvl>
   </w:abstractNum>
   <w:abstractNum w:abstractNumId="4" w15:restartNumberingAfterBreak="0">
-    <w:nsid w:val="6FA604D2"/>
+    <w:nsid w:val="6AFF78E9"/>
     <w:multiLevelType w:val="multilevel"/>
-    <w:tmpl w:val="5770BA4A"/>
+    <w:tmpl w:val="9FC4992E"/>
     <w:lvl w:ilvl="0">
       <w:start w:val="1"/>
       <w:numFmt w:val="bullet"/>
@@ -3705,9 +3705,9 @@
     </w:lvl>
   </w:abstractNum>
   <w:abstractNum w:abstractNumId="5" w15:restartNumberingAfterBreak="0">
-    <w:nsid w:val="7CF7573E"/>
+    <w:nsid w:val="7C910DF4"/>
     <w:multiLevelType w:val="multilevel"/>
-    <w:tmpl w:val="7758E812"/>
+    <w:tmpl w:val="EF5658E6"/>
     <w:lvl w:ilvl="0">
       <w:start w:val="1"/>
       <w:numFmt w:val="bullet"/>
@@ -3853,23 +3853,23 @@
       </w:rPr>
     </w:lvl>
   </w:abstractNum>
-  <w:num w:numId="1" w16cid:durableId="1168982825">
-    <w:abstractNumId w:val="5"/>
+  <w:num w:numId="1" w16cid:durableId="2087680764">
+    <w:abstractNumId w:val="2"/>
   </w:num>
-  <w:num w:numId="2" w16cid:durableId="1696619088">
+  <w:num w:numId="2" w16cid:durableId="335038652">
+    <w:abstractNumId w:val="4"/>
+  </w:num>
+  <w:num w:numId="3" w16cid:durableId="1308974416">
     <w:abstractNumId w:val="1"/>
   </w:num>
-  <w:num w:numId="3" w16cid:durableId="487133786">
-    <w:abstractNumId w:val="4"/>
-  </w:num>
-  <w:num w:numId="4" w16cid:durableId="299654648">
-    <w:abstractNumId w:val="2"/>
-  </w:num>
-  <w:num w:numId="5" w16cid:durableId="1753775098">
+  <w:num w:numId="4" w16cid:durableId="1752845755">
     <w:abstractNumId w:val="0"/>
   </w:num>
-  <w:num w:numId="6" w16cid:durableId="1595894990">
+  <w:num w:numId="5" w16cid:durableId="1220171064">
     <w:abstractNumId w:val="3"/>
+  </w:num>
+  <w:num w:numId="6" w16cid:durableId="1895121514">
+    <w:abstractNumId w:val="5"/>
   </w:num>
 </w:numbering>
 </file>

--- a/handouts/Q_A_Resources.docx
+++ b/handouts/Q_A_Resources.docx
@@ -1259,7 +1259,6 @@
           <w:szCs w:val="21"/>
           <w:lang w:val="en"/>
         </w:rPr>
-        <w:lastRenderedPageBreak/>
         <w:t>For amounts, use the Azure Virtual Desktop and Azure Local pricing pages.</w:t>
       </w:r>
     </w:p>
@@ -2362,6 +2361,44 @@
           <w:rFonts w:ascii="Segoe UI" w:eastAsia="Times New Roman" w:hAnsi="Segoe UI" w:cs="Segoe UI"/>
           <w:lang w:val="en"/>
         </w:rPr>
+        <w:t>Feedback</w:t>
+      </w:r>
+    </w:p>
+    <w:p>
+      <w:pPr>
+        <w:pStyle w:val="NormalWeb"/>
+        <w:rPr>
+          <w:rFonts w:ascii="Segoe UI" w:hAnsi="Segoe UI" w:cs="Segoe UI"/>
+          <w:color w:val="1B2430"/>
+          <w:sz w:val="21"/>
+          <w:szCs w:val="21"/>
+          <w:lang w:val="en"/>
+        </w:rPr>
+      </w:pPr>
+      <w:r>
+        <w:rPr>
+          <w:rFonts w:ascii="Segoe UI" w:hAnsi="Segoe UI" w:cs="Segoe UI"/>
+          <w:color w:val="1B2430"/>
+          <w:sz w:val="21"/>
+          <w:szCs w:val="21"/>
+          <w:lang w:val="en"/>
+        </w:rPr>
+        <w:t>Please leave feedback on the session in the NIC app, or pick up the green card on your way out and drop it in the bucket. Questions after the session are welcome in the hallway.</w:t>
+      </w:r>
+    </w:p>
+    <w:p>
+      <w:pPr>
+        <w:pStyle w:val="Heading2"/>
+        <w:rPr>
+          <w:rFonts w:ascii="Segoe UI" w:eastAsia="Times New Roman" w:hAnsi="Segoe UI" w:cs="Segoe UI"/>
+          <w:lang w:val="en"/>
+        </w:rPr>
+      </w:pPr>
+      <w:r>
+        <w:rPr>
+          <w:rFonts w:ascii="Segoe UI" w:eastAsia="Times New Roman" w:hAnsi="Segoe UI" w:cs="Segoe UI"/>
+          <w:lang w:val="en"/>
+        </w:rPr>
         <w:t>Resources</w:t>
       </w:r>
     </w:p>
@@ -2960,9 +2997,9 @@
 <file path=word/numbering.xml><?xml version="1.0" encoding="utf-8"?>
 <w:numbering xmlns:wpc="http://schemas.microsoft.com/office/word/2010/wordprocessingCanvas" xmlns:cx="http://schemas.microsoft.com/office/drawing/2014/chartex" xmlns:cx1="http://schemas.microsoft.com/office/drawing/2015/9/8/chartex" xmlns:cx2="http://schemas.microsoft.com/office/drawing/2015/10/21/chartex" xmlns:cx3="http://schemas.microsoft.com/office/drawing/2016/5/9/chartex" xmlns:cx4="http://schemas.microsoft.com/office/drawing/2016/5/10/chartex" xmlns:cx5="http://schemas.microsoft.com/office/drawing/2016/5/11/chartex" xmlns:cx6="http://schemas.microsoft.com/office/drawing/2016/5/12/chartex" xmlns:cx7="http://schemas.microsoft.com/office/drawing/2016/5/13/chartex" xmlns:cx8="http://schemas.microsoft.com/office/drawing/2016/5/14/chartex" xmlns:mc="http://schemas.openxmlformats.org/markup-compatibility/2006" xmlns:aink="http://schemas.microsoft.com/office/drawing/2016/ink" xmlns:am3d="http://schemas.microsoft.com/office/drawing/2017/model3d" xmlns:o="urn:schemas-microsoft-com:office:office" xmlns:oel="http://schemas.microsoft.com/office/2019/extlst" xmlns:r="http://schemas.openxmlformats.org/officeDocument/2006/relationships" xmlns:m="http://schemas.openxmlformats.org/officeDocument/2006/math" xmlns:v="urn:schemas-microsoft-com:vml" xmlns:wp14="http://schemas.microsoft.com/office/word/2010/wordprocessingDrawing" xmlns:wp="http://schemas.openxmlformats.org/drawingml/2006/wordprocessingDrawing" xmlns:w10="urn:schemas-microsoft-com:office:word" xmlns:w="http://schemas.openxmlformats.org/wordprocessingml/2006/main" xmlns:w14="http://schemas.microsoft.com/office/word/2010/wordml" xmlns:w15="http://schemas.microsoft.com/office/word/2012/wordml" xmlns:w16cex="http://schemas.microsoft.com/office/word/2018/wordml/cex" xmlns:w16cid="http://schemas.microsoft.com/office/word/2016/wordml/cid" xmlns:w16="http://schemas.microsoft.com/office/word/2018/wordml" xmlns:w16du="http://schemas.microsoft.com/office/word/2023/wordml/word16du" xmlns:w16sdtdh="http://schemas.microsoft.com/office/word/2020/wordml/sdtdatahash" xmlns:w16sdtfl="http://schemas.microsoft.com/office/word/2024/wordml/sdtformatlock" xmlns:w16se="http://schemas.microsoft.com/office/word/2015/wordml/symex" xmlns:wpg="http://schemas.microsoft.com/office/word/2010/wordprocessingGroup" xmlns:wpi="http://schemas.microsoft.com/office/word/2010/wordprocessingInk" xmlns:wne="http://schemas.microsoft.com/office/word/2006/wordml" xmlns:wps="http://schemas.microsoft.com/office/word/2010/wordprocessingShape" mc:Ignorable="w14 w15 w16se w16cid w16 w16cex w16sdtdh w16sdtfl w16du wp14">
   <w:abstractNum w:abstractNumId="0" w15:restartNumberingAfterBreak="0">
-    <w:nsid w:val="15A91DCA"/>
+    <w:nsid w:val="02C874E4"/>
     <w:multiLevelType w:val="multilevel"/>
-    <w:tmpl w:val="1FDA397C"/>
+    <w:tmpl w:val="3174B57C"/>
     <w:lvl w:ilvl="0">
       <w:start w:val="1"/>
       <w:numFmt w:val="bullet"/>
@@ -3109,9 +3146,9 @@
     </w:lvl>
   </w:abstractNum>
   <w:abstractNum w:abstractNumId="1" w15:restartNumberingAfterBreak="0">
-    <w:nsid w:val="2AB51511"/>
+    <w:nsid w:val="18C14C81"/>
     <w:multiLevelType w:val="multilevel"/>
-    <w:tmpl w:val="9D9AAC0A"/>
+    <w:tmpl w:val="7DEC399C"/>
     <w:lvl w:ilvl="0">
       <w:start w:val="1"/>
       <w:numFmt w:val="bullet"/>
@@ -3258,9 +3295,9 @@
     </w:lvl>
   </w:abstractNum>
   <w:abstractNum w:abstractNumId="2" w15:restartNumberingAfterBreak="0">
-    <w:nsid w:val="4D9B6844"/>
+    <w:nsid w:val="27564390"/>
     <w:multiLevelType w:val="multilevel"/>
-    <w:tmpl w:val="6AE09028"/>
+    <w:tmpl w:val="4DFC4ECE"/>
     <w:lvl w:ilvl="0">
       <w:start w:val="1"/>
       <w:numFmt w:val="bullet"/>
@@ -3407,9 +3444,9 @@
     </w:lvl>
   </w:abstractNum>
   <w:abstractNum w:abstractNumId="3" w15:restartNumberingAfterBreak="0">
-    <w:nsid w:val="61CA57DD"/>
+    <w:nsid w:val="396525ED"/>
     <w:multiLevelType w:val="multilevel"/>
-    <w:tmpl w:val="071E4D72"/>
+    <w:tmpl w:val="4AF2871C"/>
     <w:lvl w:ilvl="0">
       <w:start w:val="1"/>
       <w:numFmt w:val="bullet"/>
@@ -3556,9 +3593,9 @@
     </w:lvl>
   </w:abstractNum>
   <w:abstractNum w:abstractNumId="4" w15:restartNumberingAfterBreak="0">
-    <w:nsid w:val="6AFF78E9"/>
+    <w:nsid w:val="56390400"/>
     <w:multiLevelType w:val="multilevel"/>
-    <w:tmpl w:val="9FC4992E"/>
+    <w:tmpl w:val="54C44A9E"/>
     <w:lvl w:ilvl="0">
       <w:start w:val="1"/>
       <w:numFmt w:val="bullet"/>
@@ -3705,9 +3742,9 @@
     </w:lvl>
   </w:abstractNum>
   <w:abstractNum w:abstractNumId="5" w15:restartNumberingAfterBreak="0">
-    <w:nsid w:val="7C910DF4"/>
+    <w:nsid w:val="5C6E30E6"/>
     <w:multiLevelType w:val="multilevel"/>
-    <w:tmpl w:val="EF5658E6"/>
+    <w:tmpl w:val="61E4F512"/>
     <w:lvl w:ilvl="0">
       <w:start w:val="1"/>
       <w:numFmt w:val="bullet"/>
@@ -3853,23 +3890,23 @@
       </w:rPr>
     </w:lvl>
   </w:abstractNum>
-  <w:num w:numId="1" w16cid:durableId="2087680764">
+  <w:num w:numId="1" w16cid:durableId="1412391997">
     <w:abstractNumId w:val="2"/>
   </w:num>
-  <w:num w:numId="2" w16cid:durableId="335038652">
+  <w:num w:numId="2" w16cid:durableId="1955481602">
     <w:abstractNumId w:val="4"/>
   </w:num>
-  <w:num w:numId="3" w16cid:durableId="1308974416">
+  <w:num w:numId="3" w16cid:durableId="1729496559">
+    <w:abstractNumId w:val="3"/>
+  </w:num>
+  <w:num w:numId="4" w16cid:durableId="565453656">
+    <w:abstractNumId w:val="5"/>
+  </w:num>
+  <w:num w:numId="5" w16cid:durableId="837620880">
     <w:abstractNumId w:val="1"/>
   </w:num>
-  <w:num w:numId="4" w16cid:durableId="1752845755">
+  <w:num w:numId="6" w16cid:durableId="97139936">
     <w:abstractNumId w:val="0"/>
-  </w:num>
-  <w:num w:numId="5" w16cid:durableId="1220171064">
-    <w:abstractNumId w:val="3"/>
-  </w:num>
-  <w:num w:numId="6" w16cid:durableId="1895121514">
-    <w:abstractNumId w:val="5"/>
   </w:num>
 </w:numbering>
 </file>
